--- a/apps/api/template_official.docx
+++ b/apps/api/template_official.docx
@@ -150,7 +150,30 @@
           <w:b/>
           <w:lang w:val="de-CH"/>
         </w:rPr>
-        <w:t xml:space="preserve">Bewerbung als </w:t>
+        <w:t>{{</w:t>
+      </w:r>
+      <w:proofErr w:type="spellStart"/>
+      <w:r>
+        <w:rPr>
+          <w:b/>
+          <w:lang w:val="de-CH"/>
+        </w:rPr>
+        <w:t>application_for</w:t>
+      </w:r>
+      <w:proofErr w:type="spellEnd"/>
+      <w:r>
+        <w:rPr>
+          <w:b/>
+          <w:lang w:val="de-CH"/>
+        </w:rPr>
+        <w:t xml:space="preserve">}} </w:t>
+      </w:r>
+      <w:r>
+        <w:rPr>
+          <w:b/>
+          <w:lang w:val="de-CH"/>
+        </w:rPr>
+        <w:t xml:space="preserve"> </w:t>
       </w:r>
       <w:r>
         <w:rPr>
@@ -220,13 +243,21 @@
         <w:rPr>
           <w:lang w:val="de-CH"/>
         </w:rPr>
-        <w:t>Freundliche</w:t>
+        <w:t>{{</w:t>
       </w:r>
+      <w:proofErr w:type="spellStart"/>
       <w:r>
         <w:rPr>
           <w:lang w:val="de-CH"/>
         </w:rPr>
-        <w:t xml:space="preserve"> Grüsse</w:t>
+        <w:t>greetings</w:t>
+      </w:r>
+      <w:proofErr w:type="spellEnd"/>
+      <w:r>
+        <w:rPr>
+          <w:lang w:val="de-CH"/>
+        </w:rPr>
+        <w:t>}}</w:t>
       </w:r>
     </w:p>
     <w:p>
